--- a/DOCUMENTACION_USUARIO.docx
+++ b/DOCUMENTACION_USUARIO.docx
@@ -111,6 +111,19 @@
                 <w:lang w:val="es-CO"/>
               </w:rPr>
               <w:t>FICHA TÉCNICA Y CONTROL DE DESARROLLO</w:t>
+              <w:br/>
+              <w:t>• Organización: Buenavista Flowers</w:t>
+              <w:br/>
+              <w:t>• Tipo de Documento: Manual de Usuario y Operaciones Agronómicas</w:t>
+              <w:br/>
+              <w:t>• Código Oficial: MAN-USR-AGRO-2026-V1</w:t>
+              <w:br/>
+              <w:t>• Desarrollador de Software: Fernan Julián Pérez Gutiérrez (@FernanJPG1)</w:t>
+              <w:br/>
+              <w:t>• Contacto del Autor: fernansecr@gmail.com</w:t>
+              <w:br/>
+              <w:t>• Versión del Sistema: 1.0.0 (Versión 1 - Octubre 2026)</w:t>
+              <w:br/>
             </w:r>
             <w:r>
               <w:rPr>
@@ -119,7 +132,6 @@
                 <w:sz w:val="20"/>
                 <w:lang w:val="es-CO"/>
               </w:rPr>
-              <w:br/>
             </w:r>
             <w:r>
               <w:rPr>
@@ -128,7 +140,6 @@
                 <w:sz w:val="18"/>
                 <w:lang w:val="es-CO"/>
               </w:rPr>
-              <w:t xml:space="preserve">• Organización: </w:t>
             </w:r>
             <w:r>
               <w:rPr>
@@ -136,7 +147,6 @@
                 <w:sz w:val="18"/>
                 <w:lang w:val="es-CO"/>
               </w:rPr>
-              <w:t>Buenavista Flowers</w:t>
             </w:r>
             <w:r>
               <w:rPr>
@@ -144,7 +154,6 @@
                 <w:sz w:val="18"/>
                 <w:lang w:val="es-CO"/>
               </w:rPr>
-              <w:br/>
             </w:r>
             <w:r>
               <w:rPr>
@@ -153,7 +162,6 @@
                 <w:sz w:val="18"/>
                 <w:lang w:val="es-CO"/>
               </w:rPr>
-              <w:t xml:space="preserve">• Tipo de Documento: </w:t>
             </w:r>
             <w:r>
               <w:rPr>
@@ -161,7 +169,6 @@
                 <w:sz w:val="18"/>
                 <w:lang w:val="es-CO"/>
               </w:rPr>
-              <w:t>Manual de Usuario y Operaciones Agronómicas</w:t>
             </w:r>
             <w:r>
               <w:rPr>
@@ -169,7 +176,6 @@
                 <w:sz w:val="18"/>
                 <w:lang w:val="es-CO"/>
               </w:rPr>
-              <w:br/>
             </w:r>
             <w:r>
               <w:rPr>
@@ -178,7 +184,6 @@
                 <w:sz w:val="18"/>
                 <w:lang w:val="es-CO"/>
               </w:rPr>
-              <w:t xml:space="preserve">• Código Oficial: </w:t>
             </w:r>
             <w:r>
               <w:rPr>
@@ -186,7 +191,6 @@
                 <w:sz w:val="18"/>
                 <w:lang w:val="es-CO"/>
               </w:rPr>
-              <w:t>MAN-USR-AGRO-2026-V2</w:t>
             </w:r>
             <w:r>
               <w:rPr>
@@ -194,7 +198,6 @@
                 <w:sz w:val="18"/>
                 <w:lang w:val="es-CO"/>
               </w:rPr>
-              <w:br/>
             </w:r>
             <w:r>
               <w:rPr>
@@ -203,7 +206,6 @@
                 <w:sz w:val="18"/>
                 <w:lang w:val="es-CO"/>
               </w:rPr>
-              <w:t xml:space="preserve">• Desarrollador de Software: </w:t>
             </w:r>
             <w:r>
               <w:rPr>
@@ -211,7 +213,6 @@
                 <w:sz w:val="18"/>
                 <w:lang w:val="es-CO"/>
               </w:rPr>
-              <w:t>Fernan Julián Pérez Gutiérrez (</w:t>
             </w:r>
             <w:r>
               <w:rPr>
@@ -219,7 +220,6 @@
                 <w:sz w:val="18"/>
                 <w:lang w:val="es-CO"/>
               </w:rPr>
-              <w:t>@</w:t>
             </w:r>
             <w:r>
               <w:rPr>
@@ -227,7 +227,6 @@
                 <w:sz w:val="18"/>
                 <w:lang w:val="es-CO"/>
               </w:rPr>
-              <w:t>FernanJPG1)</w:t>
             </w:r>
             <w:r>
               <w:rPr>
@@ -235,7 +234,6 @@
                 <w:sz w:val="18"/>
                 <w:lang w:val="es-CO"/>
               </w:rPr>
-              <w:br/>
             </w:r>
             <w:r>
               <w:rPr>
@@ -244,7 +242,6 @@
                 <w:sz w:val="18"/>
                 <w:lang w:val="es-CO"/>
               </w:rPr>
-              <w:t xml:space="preserve">• Contacto del Autor: </w:t>
             </w:r>
             <w:r>
               <w:rPr>
@@ -252,7 +249,6 @@
                 <w:sz w:val="18"/>
                 <w:lang w:val="es-CO"/>
               </w:rPr>
-              <w:t>fernansecr@gmail.com</w:t>
             </w:r>
             <w:r>
               <w:rPr>
@@ -260,7 +256,6 @@
                 <w:sz w:val="18"/>
                 <w:lang w:val="es-CO"/>
               </w:rPr>
-              <w:br/>
             </w:r>
             <w:r>
               <w:rPr>
@@ -269,7 +264,6 @@
                 <w:sz w:val="18"/>
                 <w:lang w:val="es-CO"/>
               </w:rPr>
-              <w:t xml:space="preserve">• Versión del Sistema: </w:t>
             </w:r>
             <w:r>
               <w:rPr>
@@ -277,7 +271,6 @@
                 <w:sz w:val="18"/>
                 <w:lang w:val="es-CO"/>
               </w:rPr>
-              <w:t>2.0.0 (Octubre 2026)</w:t>
             </w:r>
             <w:r>
               <w:rPr>
@@ -285,7 +278,6 @@
                 <w:sz w:val="18"/>
                 <w:lang w:val="es-CO"/>
               </w:rPr>
-              <w:br/>
             </w:r>
           </w:p>
         </w:tc>
@@ -559,13 +551,7 @@
         </w:rPr>
       </w:pPr>
       <w:r>
-        <w:rPr>
-          <w:rFonts w:ascii="Calibri" w:hAnsi="Calibri"/>
-          <w:color w:val="263238"/>
-          <w:sz w:val="19"/>
-          <w:lang w:val="es-CO"/>
-        </w:rPr>
-        <w:t>El Sistema de Siembras Buenavista Flowers ha sido desarrollado para sustituir de manera definitiva la planilla física de papel por un entorno táctil digitalizado en tablets Android. Garantiza la captura fidedigna de las labores de campo en el momento exacto en que se ejecutan, eliminando retrasos, errores de digitación en oficina y pérdidas de información.</w:t>
+        <w:t>El Sistema de Siembras Buenavista Flowers ha sido desarrollado para sustituir de manera definitiva la planilla física de papel por un entorno táctil digitalizado en dispositivos Android. Garantiza la captura fidedigna de las labores de campo en el momento exacto en que se ejecutan, eliminando retrasos, errores de digitación en oficina y pérdidas de información.</w:t>
       </w:r>
     </w:p>
     <w:tbl>
@@ -712,7 +698,7 @@
           <w:sz w:val="19"/>
           <w:lang w:val="es-CO"/>
         </w:rPr>
-        <w:t>Toda la interacción, búsqueda de camas y guardado se realiza en la base de datos SQLite local de la tablet con modo WAL ultra-rápido.</w:t>
+        <w:t>Toda la interacción, búsqueda de camas y guardado se realiza en la base de datos SQLite local del dispositivo Android con modo WAL ultra-rápido.</w:t>
       </w:r>
     </w:p>
     <w:p>
@@ -803,7 +789,7 @@
           <w:sz w:val="22"/>
           <w:lang w:val="es-CO"/>
         </w:rPr>
-        <w:t>3.1 Acceso y Orientación Dinámica de la Tablet</w:t>
+        <w:t>3.1 Acceso y Orientación Dinámica del Dispositivo Android</w:t>
       </w:r>
     </w:p>
     <w:p>
@@ -814,13 +800,7 @@
         </w:rPr>
       </w:pPr>
       <w:r>
-        <w:rPr>
-          <w:rFonts w:ascii="Calibri" w:hAnsi="Calibri"/>
-          <w:color w:val="263238"/>
-          <w:sz w:val="19"/>
-          <w:lang w:val="es-CO"/>
-        </w:rPr>
-        <w:t>Al encender la tablet e ingresar a la aplicación 'Siembras Offline', el sistema inicializa los catálogos y activa la rotación libre. El operario puede sujetar la tablet en orientación Vertical con una sola mano mientras camina por el bloque, o colocarla Horizontalmente en una mesa de labores; toda la interfaz se reconfigura automáticamente.</w:t>
+        <w:t>Al encender el dispositivo Android e ingresar a la aplicación 'Siembras Offline', el sistema inicializa los catálogos y activa la rotación libre y diseño adaptativo. El operario puede usar cualquier dispositivo Android en orientación Vertical con una sola mano o en orientación Horizontal; toda la interfaz es 100% responsive.</w:t>
       </w:r>
     </w:p>
     <w:p>
@@ -1548,7 +1528,7 @@
           <w:sz w:val="19"/>
           <w:lang w:val="es-CO"/>
         </w:rPr>
-        <w:t>Al marcar la casilla 'Recordar operario', la tablet memoriza al sembrador para no tener que seleccionarlo nuevamente en las siguientes camas.</w:t>
+        <w:t>Al marcar la casilla 'Recordar operario', el dispositivo Android memoriza al sembrador para no tener que seleccionarlo nuevamente en las siguientes camas.</w:t>
       </w:r>
     </w:p>
     <w:p>
@@ -2007,7 +1987,7 @@
           <w:sz w:val="19"/>
           <w:lang w:val="es-CO"/>
         </w:rPr>
-        <w:t>La aplicación guarda una copia JSON permanente fuera de la memoria volátil. Si la tablet se apaga por batería baja, al encenderla restaura automáticamente el 100% de la información.</w:t>
+        <w:t>La aplicación guarda una copia JSON permanente fuera de la memoria volátil. Si el dispositivo Android se apaga por batería baja, al encenderlo restaura automáticamente el 100% de la información.</w:t>
       </w:r>
     </w:p>
     <w:p>
@@ -2160,7 +2140,7 @@
                 <w:sz w:val="17"/>
                 <w:lang w:val="es-CO"/>
               </w:rPr>
-              <w:t xml:space="preserve">Revise que la tablet tenga Wi-Fi activo y que el servidor en oficina esté encendido. </w:t>
+              <w:t xml:space="preserve">Revise que el dispositivo Android tenga Wi-Fi activo y que el servidor en oficina esté encendido. </w:t>
             </w:r>
             <w:r>
               <w:rPr>
@@ -2168,7 +2148,7 @@
                 <w:color w:val="263238"/>
                 <w:sz w:val="17"/>
               </w:rPr>
-              <w:t>Sus datos están completamente seguros en la tablet.</w:t>
+              <w:t>Sus datos están completamente seguros en el dispositivo Android.</w:t>
             </w:r>
           </w:p>
         </w:tc>

--- a/DOCUMENTACION_USUARIO.docx
+++ b/DOCUMENTACION_USUARIO.docx
@@ -100,16 +100,7 @@
             </w:tcMar>
           </w:tcPr>
           <w:p>
-            <w:pPr>
-              <w:spacing w:after="60"/>
-            </w:pPr>
             <w:r>
-              <w:rPr>
-                <w:b/>
-                <w:color w:val="1B5E20"/>
-                <w:sz w:val="20"/>
-                <w:lang w:val="es-CO"/>
-              </w:rPr>
               <w:t>FICHA TÉCNICA Y CONTROL DE DESARROLLO</w:t>
               <w:br/>
               <w:t>• Organización: Buenavista Flowers</w:t>
@@ -122,162 +113,8 @@
               <w:br/>
               <w:t>• Contacto del Autor: fernansecr@gmail.com</w:t>
               <w:br/>
-              <w:t>• Versión del Sistema: 1.0.0 (Versión 1 - Octubre 2026)</w:t>
+              <w:t>• Versión del Sistema: 1.1.0 (Actualizada: División Bilateral de Camas, Modo Mixto, Exclusión de Propagación Especial y Bloqueo a 2 Días - Octubre 2026)</w:t>
               <w:br/>
-            </w:r>
-            <w:r>
-              <w:rPr>
-                <w:b/>
-                <w:color w:val="1B5E20"/>
-                <w:sz w:val="20"/>
-                <w:lang w:val="es-CO"/>
-              </w:rPr>
-            </w:r>
-            <w:r>
-              <w:rPr>
-                <w:b/>
-                <w:color w:val="2E7D32"/>
-                <w:sz w:val="18"/>
-                <w:lang w:val="es-CO"/>
-              </w:rPr>
-            </w:r>
-            <w:r>
-              <w:rPr>
-                <w:color w:val="263238"/>
-                <w:sz w:val="18"/>
-                <w:lang w:val="es-CO"/>
-              </w:rPr>
-            </w:r>
-            <w:r>
-              <w:rPr>
-                <w:color w:val="263238"/>
-                <w:sz w:val="18"/>
-                <w:lang w:val="es-CO"/>
-              </w:rPr>
-            </w:r>
-            <w:r>
-              <w:rPr>
-                <w:b/>
-                <w:color w:val="2E7D32"/>
-                <w:sz w:val="18"/>
-                <w:lang w:val="es-CO"/>
-              </w:rPr>
-            </w:r>
-            <w:r>
-              <w:rPr>
-                <w:color w:val="263238"/>
-                <w:sz w:val="18"/>
-                <w:lang w:val="es-CO"/>
-              </w:rPr>
-            </w:r>
-            <w:r>
-              <w:rPr>
-                <w:color w:val="263238"/>
-                <w:sz w:val="18"/>
-                <w:lang w:val="es-CO"/>
-              </w:rPr>
-            </w:r>
-            <w:r>
-              <w:rPr>
-                <w:b/>
-                <w:color w:val="2E7D32"/>
-                <w:sz w:val="18"/>
-                <w:lang w:val="es-CO"/>
-              </w:rPr>
-            </w:r>
-            <w:r>
-              <w:rPr>
-                <w:color w:val="263238"/>
-                <w:sz w:val="18"/>
-                <w:lang w:val="es-CO"/>
-              </w:rPr>
-            </w:r>
-            <w:r>
-              <w:rPr>
-                <w:color w:val="263238"/>
-                <w:sz w:val="18"/>
-                <w:lang w:val="es-CO"/>
-              </w:rPr>
-            </w:r>
-            <w:r>
-              <w:rPr>
-                <w:b/>
-                <w:color w:val="2E7D32"/>
-                <w:sz w:val="18"/>
-                <w:lang w:val="es-CO"/>
-              </w:rPr>
-            </w:r>
-            <w:r>
-              <w:rPr>
-                <w:color w:val="263238"/>
-                <w:sz w:val="18"/>
-                <w:lang w:val="es-CO"/>
-              </w:rPr>
-            </w:r>
-            <w:r>
-              <w:rPr>
-                <w:color w:val="263238"/>
-                <w:sz w:val="18"/>
-                <w:lang w:val="es-CO"/>
-              </w:rPr>
-            </w:r>
-            <w:r>
-              <w:rPr>
-                <w:color w:val="263238"/>
-                <w:sz w:val="18"/>
-                <w:lang w:val="es-CO"/>
-              </w:rPr>
-            </w:r>
-            <w:r>
-              <w:rPr>
-                <w:color w:val="263238"/>
-                <w:sz w:val="18"/>
-                <w:lang w:val="es-CO"/>
-              </w:rPr>
-            </w:r>
-            <w:r>
-              <w:rPr>
-                <w:b/>
-                <w:color w:val="2E7D32"/>
-                <w:sz w:val="18"/>
-                <w:lang w:val="es-CO"/>
-              </w:rPr>
-            </w:r>
-            <w:r>
-              <w:rPr>
-                <w:color w:val="263238"/>
-                <w:sz w:val="18"/>
-                <w:lang w:val="es-CO"/>
-              </w:rPr>
-            </w:r>
-            <w:r>
-              <w:rPr>
-                <w:color w:val="263238"/>
-                <w:sz w:val="18"/>
-                <w:lang w:val="es-CO"/>
-              </w:rPr>
-            </w:r>
-            <w:r>
-              <w:rPr>
-                <w:b/>
-                <w:color w:val="2E7D32"/>
-                <w:sz w:val="18"/>
-                <w:lang w:val="es-CO"/>
-              </w:rPr>
-            </w:r>
-            <w:r>
-              <w:rPr>
-                <w:color w:val="263238"/>
-                <w:sz w:val="18"/>
-                <w:lang w:val="es-CO"/>
-              </w:rPr>
-            </w:r>
-            <w:r>
-              <w:rPr>
-                <w:color w:val="263238"/>
-                <w:sz w:val="18"/>
-                <w:lang w:val="es-CO"/>
-              </w:rPr>
             </w:r>
           </w:p>
         </w:tc>
@@ -398,23 +235,7 @@
         </w:rPr>
       </w:pPr>
       <w:r>
-        <w:rPr>
-          <w:rFonts w:ascii="Calibri" w:hAnsi="Calibri"/>
-          <w:b/>
-          <w:color w:val="2E7D32"/>
-          <w:sz w:val="19"/>
-          <w:lang w:val="es-CO"/>
-        </w:rPr>
-        <w:t xml:space="preserve">• </w:t>
-      </w:r>
-      <w:r>
-        <w:rPr>
-          <w:rFonts w:ascii="Calibri" w:hAnsi="Calibri"/>
-          <w:color w:val="263238"/>
-          <w:sz w:val="19"/>
-          <w:lang w:val="es-CO"/>
-        </w:rPr>
-        <w:t>4. Flujo de Registro de Siembras por Cultivo (Pompón, Cremón, Lirios, etc.)</w:t>
+        <w:t>• 4. Flujo de Registro de Siembras por Cultivo (Pompón, Cremón Bilateral, Lirios, etc.)</w:t>
       </w:r>
     </w:p>
     <w:p>
@@ -425,23 +246,7 @@
         </w:rPr>
       </w:pPr>
       <w:r>
-        <w:rPr>
-          <w:rFonts w:ascii="Calibri" w:hAnsi="Calibri"/>
-          <w:b/>
-          <w:color w:val="2E7D32"/>
-          <w:sz w:val="19"/>
-          <w:lang w:val="es-CO"/>
-        </w:rPr>
-        <w:t xml:space="preserve">• </w:t>
-      </w:r>
-      <w:r>
-        <w:rPr>
-          <w:rFonts w:ascii="Calibri" w:hAnsi="Calibri"/>
-          <w:color w:val="263238"/>
-          <w:sz w:val="19"/>
-          <w:lang w:val="es-CO"/>
-        </w:rPr>
-        <w:t>5. Gestión Avanzada de Camas (Multivariedad, Cierre de Ciclos, Liberación)</w:t>
+        <w:t>• 5. Gestión Avanzada de Camas (Inmutabilidad a 2 Días, Multivariedad y Cierre de Ciclos)</w:t>
       </w:r>
     </w:p>
     <w:p>
@@ -1382,6 +1187,43 @@
     </w:p>
     <w:p>
       <w:pPr>
+        <w:pStyle w:val="Listaconvietas"/>
+      </w:pPr>
+      <w:r>
+        <w:t>• Correcciones Extemporáneas: Cualquier ajuste justificado sobre siembras con más de 2 días debe solicitarse formalmente al supervisor o encargado de sistemas, quien aplicará la corrección directamente en el servidor central.</w:t>
+      </w:r>
+    </w:p>
+    <w:p>
+      <w:pPr>
+        <w:pStyle w:val="Listaconvietas"/>
+      </w:pPr>
+      <w:r>
+        <w:t>• Bloqueo Estricto de Seguridad (&gt; 2 días): Al superar los 2 días, el registro muestra automáticamente un icono de candado cerrado y desactiva cualquier opción de edición o eliminación en el terminal. Si el usuario presiona el candado, el sistema le informará: "Registro Bloqueado (&gt; 2 días). Solo puede modificarse o anularse desde la Base de Datos Empresarial Central (Microsoft Access)".</w:t>
+      </w:r>
+    </w:p>
+    <w:p>
+      <w:pPr>
+        <w:pStyle w:val="Listaconvietas"/>
+      </w:pPr>
+      <w:r>
+        <w:t>• Ventana Local de Edición (≤ 2 días): Los registros con antigüedad igual o menor a 2 días desde su fecha de siembra pueden ser editados (icono de lápiz) o eliminados (icono de papelera) directamente por el usuario en la app móvil.</w:t>
+      </w:r>
+    </w:p>
+    <w:p>
+      <w:r>
+        <w:t>Para proteger la veracidad de los datos agronómicos y evitar alteraciones extemporáneas no autorizadas en campo, la aplicación móvil implementa una regla estricta de congelamiento transaccional de 48 horas (2 días calendario):</w:t>
+      </w:r>
+    </w:p>
+    <w:p>
+      <w:pPr>
+        <w:pStyle w:val="Ttulo2"/>
+      </w:pPr>
+      <w:r>
+        <w:t>3.4 Política de Inmutabilidad y Bloqueo Temporal a 2 Días (Gobernanza Central)</w:t>
+      </w:r>
+    </w:p>
+    <w:p>
+      <w:pPr>
         <w:pStyle w:val="Ttulo1"/>
         <w:spacing w:before="240" w:after="80"/>
         <w:rPr>
@@ -1441,13 +1283,38 @@
         </w:rPr>
       </w:pPr>
       <w:r>
-        <w:rPr>
-          <w:rFonts w:ascii="Calibri" w:hAnsi="Calibri"/>
-          <w:color w:val="263238"/>
-          <w:sz w:val="19"/>
-          <w:lang w:val="es-CO"/>
-        </w:rPr>
-        <w:t>En Pompón y Cremón es indispensable garantizar el origen del material de propagación:</w:t>
+        <w:t>En los cultivos de Pompón y Cremón, la labor física de siembra se organiza dividiendo cada cama en dos lados abordados simultáneamente por dos sembradores. La aplicación automatiza este cálculo con selectores especializados de alta precisión:</w:t>
+      </w:r>
+    </w:p>
+    <w:p>
+      <w:r>
+        <w:t>A. Densidades Oficiales por Lado de Cama:</w:t>
+      </w:r>
+    </w:p>
+    <w:p>
+      <w:pPr>
+        <w:pStyle w:val="Listaconvietas"/>
+      </w:pPr>
+      <w:r>
+        <w:t>• Pompón (Total 25 esquejes/línea): Lado A = 13 esquejes/línea | Lado B = 12 esquejes/línea. Al sembrar la cama completa un solo operario, computa 25 esquejes/línea.</w:t>
+      </w:r>
+    </w:p>
+    <w:p>
+      <w:pPr>
+        <w:pStyle w:val="Listaconvietas"/>
+      </w:pPr>
+      <w:r>
+        <w:t>• Cremón (Total 22 esquejes/línea): Lado A = 11 esquejes/línea | Lado B = 11 esquejes/línea. Al sembrar la cama completa un solo operario, computa 22 esquejes/línea.</w:t>
+      </w:r>
+    </w:p>
+    <w:p>
+      <w:r>
+        <w:t>B. Registro Individual por Sembrador: Cada operario registra de forma independiente su propia labor. En el formulario selecciona el botón correspondiente: [Lado A], [Lado B] o [Cama Completa]. El sistema calcula de inmediato el volumen exacto de esquejes según el número de líneas ingresado.</w:t>
+      </w:r>
+    </w:p>
+    <w:p>
+      <w:r>
+        <w:t>C. Función "Pasó al otro lado" (Siembra Mixta Ponderada): Si un sembrador finaliza su lado asignado antes que su compañero y cruza al lado opuesto para continuar sembrando hasta completar la cama, presiona el botón interactivo [Pasó al otro lado]. El formulario desplegará dos casillas independientes: "Líneas Lado A" y "Líneas Lado B". El sistema calcula dinámicamente: Total Esquejes = (Líneas A × Densidad A) + (Líneas B × Densidad B). Asimismo, registra la trazabilidad detallada en las observaciones (ejemplo: "CLON: 4-25 | MIXTO: Lado A (14 lín) + Lado B (4 lín)").</w:t>
       </w:r>
     </w:p>
     <w:p>
@@ -1732,13 +1599,44 @@
         </w:rPr>
       </w:pPr>
       <w:r>
-        <w:rPr>
-          <w:rFonts w:ascii="Calibri" w:hAnsi="Calibri"/>
-          <w:color w:val="263238"/>
-          <w:sz w:val="19"/>
-          <w:lang w:val="es-CO"/>
-        </w:rPr>
-        <w:t>El sistema parametriza densidades y ciclos para Girasol (máx 2.430 plantas/cama), Matsumoto (máx 3.402 plantas/cama), Gerbera (150 plantas/cama), Alstroemeria, Planta Madre, Bancos y Núcleos de propagación.</w:t>
+        <w:t>El sistema parametriza densidades y ciclos para Girasol (máx 2.430 plantas/cama), Matsumoto (máx 3.402 plantas/cama), Gerbera (150 plantas/cama) y Alstroemeria.</w:t>
+      </w:r>
+    </w:p>
+    <w:p>
+      <w:pPr>
+        <w:pStyle w:val="Ttulo2"/>
+      </w:pPr>
+      <w:r>
+        <w:t>4.4 Áreas Especiales de Propagación (Plantas Madre, Bancos y Núcleos)</w:t>
+      </w:r>
+    </w:p>
+    <w:p>
+      <w:r>
+        <w:t>Las unidades de propagación vegetativa presentan un tratamiento agronómico diferencial respecto a las camas comerciales:</w:t>
+      </w:r>
+    </w:p>
+    <w:p>
+      <w:pPr>
+        <w:pStyle w:val="Listaconvietas"/>
+      </w:pPr>
+      <w:r>
+        <w:t>• Supresión del Campo Sembrador: Al ingresar a los formularios de Planta Madre, Bancos o Núcleos, el campo de selección de operario/sembrador se oculta por completo y se despliega un distintivo verde: "Área Especial: Sin asignación de sembrador individual".</w:t>
+      </w:r>
+    </w:p>
+    <w:p>
+      <w:pPr>
+        <w:pStyle w:val="Listaconvietas"/>
+      </w:pPr>
+      <w:r>
+        <w:t>• Identificación Transparente: En el Dashboard y tablas de siembra, estas labores se registran con código neutral y se exhiben con la etiqueta "Sin Sembrador", manteniendo la pureza de los catálogos de personal.</w:t>
+      </w:r>
+    </w:p>
+    <w:p>
+      <w:pPr>
+        <w:pStyle w:val="Listaconvietas"/>
+      </w:pPr>
+      <w:r>
+        <w:t>• Exclusión Estricta del Cálculo de Rendimiento: Debido a que la labor en estas áreas no corresponde al régimen de siembra comercial destinado a flor de corte, estas siembras no computan en las métricas de velocidad, rankings de operarios ni en los reportes oficiales en PDF de rendimiento laboral.</w:t>
       </w:r>
     </w:p>
     <w:p>
@@ -2199,25 +2097,8 @@
             </w:tcMar>
           </w:tcPr>
           <w:p>
-            <w:pPr>
-              <w:spacing w:after="0" w:line="264" w:lineRule="auto"/>
-            </w:pPr>
             <w:r>
-              <w:rPr>
-                <w:rFonts w:ascii="Calibri" w:hAnsi="Calibri"/>
-                <w:color w:val="263238"/>
-                <w:sz w:val="17"/>
-                <w:lang w:val="es-CO"/>
-              </w:rPr>
-              <w:t xml:space="preserve">Toque el ícono de lápiz en la tarjeta de la cama, edite el número y guarde. </w:t>
-            </w:r>
-            <w:r>
-              <w:rPr>
-                <w:rFonts w:ascii="Calibri" w:hAnsi="Calibri"/>
-                <w:color w:val="263238"/>
-                <w:sz w:val="17"/>
-              </w:rPr>
-              <w:t>Se sincronizará en la siguiente conexión.</w:t>
+              <w:t>Si el registro fue hecho en los últimos 2 días, toque el lápiz en la tarjeta, corrija y guarde. Si ya pasaron más de 2 días, estará bloqueado con candado por seguridad contable y deberá solicitar la corrección en la Base de Datos Empresarial Central.</w:t>
             </w:r>
           </w:p>
         </w:tc>
@@ -2347,6 +2228,72 @@
                 <w:lang w:val="es-CO"/>
               </w:rPr>
               <w:t>Al finalizar el ciclo, la tarjeta pasa a color gris 'FINALIZADA' y la cama queda disponible para nueva siembra.</w:t>
+            </w:r>
+          </w:p>
+        </w:tc>
+      </w:tr>
+      <w:tr>
+        <w:tc>
+          <w:tcPr>
+            <w:tcW w:type="dxa" w:w="4824"/>
+          </w:tcPr>
+          <w:p>
+            <w:r>
+              <w:t>¿Cómo se registra si dos sembradores sembraron la misma cama de pompón o cremón?</w:t>
+            </w:r>
+          </w:p>
+        </w:tc>
+        <w:tc>
+          <w:tcPr>
+            <w:tcW w:type="dxa" w:w="4824"/>
+          </w:tcPr>
+          <w:p>
+            <w:r>
+              <w:t>Cada sembrador hace su propio registro individual. El primero selecciona "Lado A" y el segundo "Lado B". Si alguno terminó primero y ayudó a terminar el otro lado, utiliza el botón "Pasó al otro lado" indicando cuántas líneas sembró en cada lado.</w:t>
+            </w:r>
+          </w:p>
+        </w:tc>
+      </w:tr>
+      <w:tr>
+        <w:tc>
+          <w:tcPr>
+            <w:tcW w:type="dxa" w:w="4824"/>
+          </w:tcPr>
+          <w:p>
+            <w:r>
+              <w:t>¿Por qué en Planta Madre, Bancos o Núcleos no me pide sembrador y no salen en el reporte de rendimiento?</w:t>
+            </w:r>
+          </w:p>
+        </w:tc>
+        <w:tc>
+          <w:tcPr>
+            <w:tcW w:type="dxa" w:w="4824"/>
+          </w:tcPr>
+          <w:p>
+            <w:r>
+              <w:t>Porque son áreas especiales de propagación y mantenimiento técnico vegetal. Por definición agronómica no miden rendimiento de siembra comercial individual y se registran como "Sin Sembrador".</w:t>
+            </w:r>
+          </w:p>
+        </w:tc>
+      </w:tr>
+      <w:tr>
+        <w:tc>
+          <w:tcPr>
+            <w:tcW w:type="dxa" w:w="4824"/>
+          </w:tcPr>
+          <w:p>
+            <w:r>
+              <w:t>¿Qué pasa si intento modificar una siembra con más de 2 días de antigüedad?</w:t>
+            </w:r>
+          </w:p>
+        </w:tc>
+        <w:tc>
+          <w:tcPr>
+            <w:tcW w:type="dxa" w:w="4824"/>
+          </w:tcPr>
+          <w:p>
+            <w:r>
+              <w:t>La aplicación le mostrará una alerta indicando que el registro está bloqueado. Solo el administrador del sistema puede modificarlo desde Microsoft Access en la oficina principal.</w:t>
             </w:r>
           </w:p>
         </w:tc>

--- a/DOCUMENTACION_USUARIO.docx
+++ b/DOCUMENTACION_USUARIO.docx
@@ -1266,13 +1266,7 @@
         </w:rPr>
       </w:pPr>
       <w:r>
-        <w:rPr>
-          <w:rFonts w:ascii="Calibri" w:hAnsi="Calibri"/>
-          <w:color w:val="2E7D32"/>
-          <w:sz w:val="22"/>
-          <w:lang w:val="es-CO"/>
-        </w:rPr>
-        <w:t>4.1 Registro de Pompón y Cremón (Gestión de Clones y Sobredensidad)</w:t>
+        <w:t>4.1 Registro de Pompón, Cremón, Matsumoto y Girasol (Gestión de Clones y Sobredensidad)</w:t>
       </w:r>
     </w:p>
     <w:p>
@@ -1283,7 +1277,7 @@
         </w:rPr>
       </w:pPr>
       <w:r>
-        <w:t>En los cultivos de Pompón y Cremón, la labor física de siembra se organiza dividiendo cada cama en dos lados abordados simultáneamente por dos sembradores. La aplicación automatiza este cálculo con selectores especializados de alta precisión:</w:t>
+        <w:t>En los cultivos de Pompón, Cremón, Matsumoto y Girasol, la labor física de siembra se organiza dividiendo cada cama en dos lados abordados simultáneamente por dos sembradores. La aplicación automatiza este cálculo con selectores especializados de alta precisión:</w:t>
       </w:r>
     </w:p>
     <w:p>

--- a/DOCUMENTACION_USUARIO.docx
+++ b/DOCUMENTACION_USUARIO.docx
@@ -2420,6 +2420,77 @@
         </w:rPr>
       </w:pPr>
     </w:p>
+    <w:p>
+      <w:pPr>
+        <w:pStyle w:val="Ttulo1"/>
+      </w:pPr>
+      <w:r>
+        <w:t>GUÍA DE USO: SIEMBRAS DE LIRIOS Y CONTROL POR CANASTAS</w:t>
+      </w:r>
+    </w:p>
+    <w:p>
+      <w:r>
+        <w:t>El módulo de Lirios cuenta con una interfaz adaptada a la dinámica real de campo por parrillas y entrega de canastas a los operarios.</w:t>
+      </w:r>
+    </w:p>
+    <w:p>
+      <w:pPr>
+        <w:pStyle w:val="Ttulo2"/>
+      </w:pPr>
+      <w:r>
+        <w:t>1. Registro de Siembra en Cama (Por Parrillas)</w:t>
+      </w:r>
+    </w:p>
+    <w:p>
+      <w:r>
+        <w:t>1. Ingrese a Lirios y elija el grupo: Lirio LA, Lirio LO o Lirio OT.</w:t>
+        <w:br/>
+      </w:r>
+      <w:r>
+        <w:t>2. Seleccione Fecha, Bloque y Cama.</w:t>
+        <w:br/>
+      </w:r>
+      <w:r>
+        <w:t>3. Observe que la siembra es colectiva: no se requiere seleccionar operario individual en cama.</w:t>
+        <w:br/>
+      </w:r>
+      <w:r>
+        <w:t>4. Ingrese el número de Parrillas. El sistema multiplicará automáticamente por 143 bulbos (en LA) o por 63 bulbos (en LO y OT).</w:t>
+        <w:br/>
+      </w:r>
+      <w:r>
+        <w:t>5. Seleccione Proveedor, Contenedor y Lote de la Tabla 187 y presione GUARDAR.</w:t>
+      </w:r>
+    </w:p>
+    <w:p>
+      <w:pPr>
+        <w:pStyle w:val="Ttulo2"/>
+      </w:pPr>
+      <w:r>
+        <w:t>2. Medición de Rendimientos por Canastas</w:t>
+      </w:r>
+    </w:p>
+    <w:p>
+      <w:r>
+        <w:t>1. Toque el botón 'CANASTAS' o 'Medir Rendimientos por Canastas' en la pantalla de Lirios o dentro del formulario.</w:t>
+        <w:br/>
+      </w:r>
+      <w:r>
+        <w:t>2. Seleccione la pestaña correspondiente: LA, LO u OT.</w:t>
+        <w:br/>
+      </w:r>
+      <w:r>
+        <w:t>3. Busque el empleado por nombre o cédula.</w:t>
+        <w:br/>
+      </w:r>
+      <w:r>
+        <w:t>4. Al entregarle una canasta, presione '+ Canasta'.</w:t>
+        <w:br/>
+      </w:r>
+      <w:r>
+        <w:t>5. Toque el botón con la cantidad de bulbos entregada (ej. 425 para LA o 225 para LO/OT). La canasta queda registrada al instante con fecha y hora.</w:t>
+      </w:r>
+    </w:p>
     <w:sectPr>
       <w:headerReference w:type="default" r:id="rId8"/>
       <w:footerReference w:type="default" r:id="rId9"/>

--- a/DOCUMENTACION_USUARIO.docx
+++ b/DOCUMENTACION_USUARIO.docx
@@ -2423,14 +2423,15 @@
     <w:p>
       <w:pPr>
         <w:pStyle w:val="Ttulo1"/>
+        <w:spacing w:before="280" w:after="120"/>
       </w:pPr>
       <w:r>
-        <w:t>GUÍA DE USO: SIEMBRAS DE LIRIOS Y CONTROL POR CANASTAS</w:t>
+        <w:t>GUÍA DE USO: SIEMBRAS DE LIRIOS, CONTROL POR CANASTAS Y TARJETAS DE COMPRA</w:t>
       </w:r>
     </w:p>
     <w:p>
       <w:r>
-        <w:t>El módulo de Lirios cuenta con una interfaz adaptada a la dinámica real de campo por parrillas y entrega de canastas a los operarios.</w:t>
+        <w:t>El módulo de Lirios en la aplicación móvil está diseñado específicamente para ajustarse a las prácticas agronómicas de campo de Buenavista Flowers, combinando la siembra en cama mediante parrillas, la auditoría de productividad individual por entrega de canastas y la trazabilidad de importación mediante tarjetas visuales de compra.</w:t>
       </w:r>
     </w:p>
     <w:p>
@@ -2438,28 +2439,24 @@
         <w:pStyle w:val="Ttulo2"/>
       </w:pPr>
       <w:r>
-        <w:t>1. Registro de Siembra en Cama (Por Parrillas)</w:t>
+        <w:t>1. Registro de Siembra en Cama (Por Parrillas y Densidad Automática)</w:t>
       </w:r>
     </w:p>
     <w:p>
       <w:r>
-        <w:t>1. Ingrese a Lirios y elija el grupo: Lirio LA, Lirio LO o Lirio OT.</w:t>
+        <w:t>1. En el menú de cultivos, seleccione Lirios y elija el subgrupo agronómico a sembrar: Lirio LA, Lirio LO o Lirio OT.</w:t>
         <w:br/>
-      </w:r>
-      <w:r>
-        <w:t>2. Seleccione Fecha, Bloque y Cama.</w:t>
+        <w:t>2. Seleccione Fecha, Bloque y Cama como en los demás cultivos.</w:t>
         <w:br/>
-      </w:r>
-      <w:r>
-        <w:t>3. Observe que la siembra es colectiva: no se requiere seleccionar operario individual en cama.</w:t>
+        <w:t>3. Nótese que la siembra en cama de Lirios es colectiva (trabajo de cuadrilla): el sistema no exige seleccionar sembrador individual para la cama, asignando internamente operarioId = 0.</w:t>
         <w:br/>
-      </w:r>
-      <w:r>
-        <w:t>4. Ingrese el número de Parrillas. El sistema multiplicará automáticamente por 143 bulbos (en LA) o por 63 bulbos (en LO y OT).</w:t>
+        <w:t>4. Ingrese el número de Parrillas. El sistema multiplicará automáticamente por la densidad oficial correspondiente:</w:t>
         <w:br/>
-      </w:r>
-      <w:r>
-        <w:t>5. Seleccione Proveedor, Contenedor y Lote de la Tabla 187 y presione GUARDAR.</w:t>
+        <w:t xml:space="preserve">   • Lirio LA: 143 bulbos por parrilla.</w:t>
+        <w:br/>
+        <w:t xml:space="preserve">   • Lirio LO y OT: 63 bulbos por parrilla.</w:t>
+        <w:br/>
+        <w:t>5. El banner informativo mostrará el cálculo en tiempo real (ejemplo: 40 parrillas × 143 = 5,720 bulbos).</w:t>
       </w:r>
     </w:p>
     <w:p>
@@ -2467,28 +2464,75 @@
         <w:pStyle w:val="Ttulo2"/>
       </w:pPr>
       <w:r>
-        <w:t>2. Medición de Rendimientos por Canastas</w:t>
+        <w:t>2. Acceso y Flujo Integrado de Canastas desde el Selector de Tipo de Lirio</w:t>
       </w:r>
     </w:p>
     <w:p>
       <w:r>
-        <w:t>1. Toque el botón 'CANASTAS' o 'Medir Rendimientos por Canastas' en la pantalla de Lirios o dentro del formulario.</w:t>
+        <w:t>• Consola de Canastas Accesible: En la pantalla donde se selecciona el tipo de Lirio, encontrará el acceso directo para gestionar las canastas de cada grupo sin salir del flujo de trabajo.</w:t>
         <w:br/>
+        <w:t>• Botón CANASTAS en Formulario y Dashboard: También puede acceder a la consola de canastas tocando el botón "CANASTAS" ubicado en la barra superior del formulario de Lirios o desde el diálogo de rendimiento de sembradores.</w:t>
       </w:r>
+    </w:p>
+    <w:p>
+      <w:pPr>
+        <w:pStyle w:val="Ttulo2"/>
+      </w:pPr>
       <w:r>
-        <w:t>2. Seleccione la pestaña correspondiente: LA, LO u OT.</w:t>
+        <w:t>3. Medición y Registro Rápido de Canastas por Operario</w:t>
+      </w:r>
+    </w:p>
+    <w:p>
+      <w:r>
+        <w:t>1. Ingrese a Rendimientos de Lirios y sitúese en la pestaña del subgrupo activo (LA, LO u OT).</w:t>
         <w:br/>
+        <w:t>2. Ubique al sembrador en la lista (puede utilizar la barra de búsqueda rápida por nombre o cédula).</w:t>
+        <w:br/>
+        <w:t>3. Al entregar una canasta al operario, presione el botón verde "+ Canasta".</w:t>
+        <w:br/>
+        <w:t>4. Toque la cantidad de bulbos entregada según los estándares oficiales:</w:t>
+        <w:br/>
+        <w:t xml:space="preserve">   • Para LA: 400, 425 o 450 bulbos.</w:t>
+        <w:br/>
+        <w:t xml:space="preserve">   • Para LO / OT: 200, 225 o 250 bulbos.</w:t>
+        <w:br/>
+        <w:t xml:space="preserve">   • Otra cantidad: Despliegue la opción "Otra cantidad de canasta..." para digitar un valor específico.</w:t>
+        <w:br/>
+        <w:t>5. La canasta se registra de inmediato con su hora exacta, sumando al ranking y acumulado diario del trabajador.</w:t>
+        <w:br/>
+        <w:t>6. Desplazamiento Fluido ("Bajar" en la lista): La pantalla cuenta con física de scroll continuo optimizado y margen inferior ampliado, permitiéndole deslizar y bajar cómodamente hasta el último sembrador de la lista sin obstrucciones.</w:t>
       </w:r>
+    </w:p>
+    <w:p>
+      <w:pPr>
+        <w:pStyle w:val="Ttulo2"/>
+      </w:pPr>
       <w:r>
-        <w:t>3. Busque el empleado por nombre o cédula.</w:t>
+        <w:t>4. Tarjetas de Detalles de Compra (Tabla 187 y Lotes) y Buscador Visual</w:t>
+      </w:r>
+    </w:p>
+    <w:p>
+      <w:r>
+        <w:t>• Tarjeta de Lote en Formulario de Siembra: Al seleccionar un lote de compra, la aplicación genera automáticamente una tarjeta destacada en verde con chips individuales para Proveedor (🏢), Contenedor (🚢) y Variedad de origen.</w:t>
         <w:br/>
+        <w:t>• Buscador Visual de Lotes: Al pulsar "Buscar" en el campo Lote, se abre una ventana modal con tarjetas independientes para cada lote disponible en la Tabla 187, indicando su proveedor y contenedor para evitar confusiones de digitación.</w:t>
+        <w:br/>
+        <w:t>• Tarjeta de Compra en el Dashboard: Al tocar cualquier registro en la lista de siembras del Dashboard, la ventana de detalle despliega una tarjeta exclusiva de "DETALLES DE COMPRA (TABLA 187)" con badges y chips ordenados, tanto para Lirios como para cualquier cultivo con información de lote registrada.</w:t>
       </w:r>
+    </w:p>
+    <w:p>
+      <w:pPr>
+        <w:pStyle w:val="Ttulo2"/>
+      </w:pPr>
       <w:r>
-        <w:t>4. Al entregarle una canasta, presione '+ Canasta'.</w:t>
+        <w:t>5. Experiencia Visual y Navegación sin Desbordes</w:t>
+      </w:r>
+    </w:p>
+    <w:p>
+      <w:r>
+        <w:t>• Cero Barras de Error Amarillas y Negras: La interfaz cuenta con protección contra desbordes visuales (RenderFlex overflow). Todos los textos de proveedores extensos, números de lote o descripciones técnicas se autoajustan en múltiples líneas armónicamente.</w:t>
         <w:br/>
-      </w:r>
-      <w:r>
-        <w:t>5. Toque el botón con la cantidad de bulbos entregada (ej. 425 para LA o 225 para LO/OT). La canasta queda registrada al instante con fecha y hora.</w:t>
+        <w:t>• Compatibilidad con Teclado Numérico y Pantalla Horizontal: Los modales de registro de canastas y edición de siembras adaptan su altura al desplegar el teclado en pantalla, garantizando que todos los botones de acción permanezcan siempre accesibles y visibles.</w:t>
       </w:r>
     </w:p>
     <w:sectPr>

--- a/DOCUMENTACION_USUARIO.docx
+++ b/DOCUMENTACION_USUARIO.docx
@@ -821,13 +821,13 @@
     <w:p>
       <w:pPr>
         <w:keepNext/>
-        <w:spacing w:before="120" w:after="40"/>
+        <w:spacing w:before="160" w:after="60"/>
         <w:jc w:val="center"/>
       </w:pPr>
       <w:r>
         <w:drawing>
           <wp:inline xmlns:a="http://schemas.openxmlformats.org/drawingml/2006/main" xmlns:pic="http://schemas.openxmlformats.org/drawingml/2006/picture">
-            <wp:extent cx="3017520" cy="6705600"/>
+            <wp:extent cx="5486400" cy="2468880"/>
             <wp:docPr id="1" name="Picture 1"/>
             <wp:cNvGraphicFramePr>
               <a:graphicFrameLocks noChangeAspect="1"/>
@@ -848,7 +848,7 @@
                   <pic:spPr>
                     <a:xfrm>
                       <a:off x="0" y="0"/>
-                      <a:ext cx="3017520" cy="6705600"/>
+                      <a:ext cx="5486400" cy="2468880"/>
                     </a:xfrm>
                     <a:prstGeom prst="rect"/>
                   </pic:spPr>
@@ -1094,13 +1094,13 @@
     <w:p>
       <w:pPr>
         <w:keepNext/>
-        <w:spacing w:before="120" w:after="40"/>
+        <w:spacing w:before="160" w:after="60"/>
         <w:jc w:val="center"/>
       </w:pPr>
       <w:r>
         <w:drawing>
           <wp:inline xmlns:a="http://schemas.openxmlformats.org/drawingml/2006/main" xmlns:pic="http://schemas.openxmlformats.org/drawingml/2006/picture">
-            <wp:extent cx="3017520" cy="6705600"/>
+            <wp:extent cx="5486400" cy="2468880"/>
             <wp:docPr id="2" name="Picture 2"/>
             <wp:cNvGraphicFramePr>
               <a:graphicFrameLocks noChangeAspect="1"/>
@@ -1121,7 +1121,7 @@
                   <pic:spPr>
                     <a:xfrm>
                       <a:off x="0" y="0"/>
-                      <a:ext cx="3017520" cy="6705600"/>
+                      <a:ext cx="5486400" cy="2468880"/>
                     </a:xfrm>
                     <a:prstGeom prst="rect"/>
                   </pic:spPr>
@@ -1311,13 +1311,13 @@
     <w:p>
       <w:pPr>
         <w:keepNext/>
-        <w:spacing w:before="120" w:after="40"/>
+        <w:spacing w:before="160" w:after="60"/>
         <w:jc w:val="center"/>
       </w:pPr>
       <w:r>
         <w:drawing>
           <wp:inline xmlns:a="http://schemas.openxmlformats.org/drawingml/2006/main" xmlns:pic="http://schemas.openxmlformats.org/drawingml/2006/picture">
-            <wp:extent cx="3017520" cy="6705600"/>
+            <wp:extent cx="5486400" cy="2468880"/>
             <wp:docPr id="3" name="Picture 3"/>
             <wp:cNvGraphicFramePr>
               <a:graphicFrameLocks noChangeAspect="1"/>
@@ -1338,7 +1338,7 @@
                   <pic:spPr>
                     <a:xfrm>
                       <a:off x="0" y="0"/>
-                      <a:ext cx="3017520" cy="6705600"/>
+                      <a:ext cx="5486400" cy="2468880"/>
                     </a:xfrm>
                     <a:prstGeom prst="rect"/>
                   </pic:spPr>
@@ -1476,13 +1476,13 @@
     <w:p>
       <w:pPr>
         <w:keepNext/>
-        <w:spacing w:before="120" w:after="40"/>
+        <w:spacing w:before="160" w:after="60"/>
         <w:jc w:val="center"/>
       </w:pPr>
       <w:r>
         <w:drawing>
           <wp:inline xmlns:a="http://schemas.openxmlformats.org/drawingml/2006/main" xmlns:pic="http://schemas.openxmlformats.org/drawingml/2006/picture">
-            <wp:extent cx="3017520" cy="6705600"/>
+            <wp:extent cx="5486400" cy="2468880"/>
             <wp:docPr id="4" name="Picture 4"/>
             <wp:cNvGraphicFramePr>
               <a:graphicFrameLocks noChangeAspect="1"/>
@@ -1503,7 +1503,7 @@
                   <pic:spPr>
                     <a:xfrm>
                       <a:off x="0" y="0"/>
-                      <a:ext cx="3017520" cy="6705600"/>
+                      <a:ext cx="5486400" cy="2468880"/>
                     </a:xfrm>
                     <a:prstGeom prst="rect"/>
                   </pic:spPr>
@@ -1588,13 +1588,13 @@
     <w:p>
       <w:pPr>
         <w:keepNext/>
-        <w:spacing w:before="120" w:after="40"/>
+        <w:spacing w:before="160" w:after="60"/>
         <w:jc w:val="center"/>
       </w:pPr>
       <w:r>
         <w:drawing>
           <wp:inline xmlns:a="http://schemas.openxmlformats.org/drawingml/2006/main" xmlns:pic="http://schemas.openxmlformats.org/drawingml/2006/picture">
-            <wp:extent cx="3017520" cy="6705600"/>
+            <wp:extent cx="5486400" cy="2468880"/>
             <wp:docPr id="5" name="Picture 5"/>
             <wp:cNvGraphicFramePr>
               <a:graphicFrameLocks noChangeAspect="1"/>
@@ -1615,7 +1615,7 @@
                   <pic:spPr>
                     <a:xfrm>
                       <a:off x="0" y="0"/>
-                      <a:ext cx="3017520" cy="6705600"/>
+                      <a:ext cx="5486400" cy="2468880"/>
                     </a:xfrm>
                     <a:prstGeom prst="rect"/>
                   </pic:spPr>
@@ -1812,13 +1812,13 @@
     <w:p>
       <w:pPr>
         <w:keepNext/>
-        <w:spacing w:before="120" w:after="40"/>
+        <w:spacing w:before="160" w:after="60"/>
         <w:jc w:val="center"/>
       </w:pPr>
       <w:r>
         <w:drawing>
           <wp:inline xmlns:a="http://schemas.openxmlformats.org/drawingml/2006/main" xmlns:pic="http://schemas.openxmlformats.org/drawingml/2006/picture">
-            <wp:extent cx="3017520" cy="6705600"/>
+            <wp:extent cx="5486400" cy="2468880"/>
             <wp:docPr id="6" name="Picture 6"/>
             <wp:cNvGraphicFramePr>
               <a:graphicFrameLocks noChangeAspect="1"/>
@@ -1839,7 +1839,7 @@
                   <pic:spPr>
                     <a:xfrm>
                       <a:off x="0" y="0"/>
-                      <a:ext cx="3017520" cy="6705600"/>
+                      <a:ext cx="5486400" cy="2468880"/>
                     </a:xfrm>
                     <a:prstGeom prst="rect"/>
                   </pic:spPr>
@@ -1927,13 +1927,13 @@
     <w:p>
       <w:pPr>
         <w:keepNext/>
-        <w:spacing w:before="120" w:after="40"/>
+        <w:spacing w:before="160" w:after="60"/>
         <w:jc w:val="center"/>
       </w:pPr>
       <w:r>
         <w:drawing>
           <wp:inline xmlns:a="http://schemas.openxmlformats.org/drawingml/2006/main" xmlns:pic="http://schemas.openxmlformats.org/drawingml/2006/picture">
-            <wp:extent cx="3017520" cy="6705600"/>
+            <wp:extent cx="5486400" cy="2468880"/>
             <wp:docPr id="7" name="Picture 7"/>
             <wp:cNvGraphicFramePr>
               <a:graphicFrameLocks noChangeAspect="1"/>
@@ -1954,7 +1954,7 @@
                   <pic:spPr>
                     <a:xfrm>
                       <a:off x="0" y="0"/>
-                      <a:ext cx="3017520" cy="6705600"/>
+                      <a:ext cx="5486400" cy="2468880"/>
                     </a:xfrm>
                     <a:prstGeom prst="rect"/>
                   </pic:spPr>
@@ -2126,13 +2126,13 @@
     <w:p>
       <w:pPr>
         <w:keepNext/>
-        <w:spacing w:before="120" w:after="40"/>
+        <w:spacing w:before="160" w:after="60"/>
         <w:jc w:val="center"/>
       </w:pPr>
       <w:r>
         <w:drawing>
           <wp:inline xmlns:a="http://schemas.openxmlformats.org/drawingml/2006/main" xmlns:pic="http://schemas.openxmlformats.org/drawingml/2006/picture">
-            <wp:extent cx="3017520" cy="6705600"/>
+            <wp:extent cx="5486400" cy="2468880"/>
             <wp:docPr id="8" name="Picture 8"/>
             <wp:cNvGraphicFramePr>
               <a:graphicFrameLocks noChangeAspect="1"/>
@@ -2153,7 +2153,7 @@
                   <pic:spPr>
                     <a:xfrm>
                       <a:off x="0" y="0"/>
-                      <a:ext cx="3017520" cy="6705600"/>
+                      <a:ext cx="5486400" cy="2468880"/>
                     </a:xfrm>
                     <a:prstGeom prst="rect"/>
                   </pic:spPr>
@@ -2232,13 +2232,13 @@
     <w:p>
       <w:pPr>
         <w:keepNext/>
-        <w:spacing w:before="120" w:after="40"/>
+        <w:spacing w:before="160" w:after="60"/>
         <w:jc w:val="center"/>
       </w:pPr>
       <w:r>
         <w:drawing>
           <wp:inline xmlns:a="http://schemas.openxmlformats.org/drawingml/2006/main" xmlns:pic="http://schemas.openxmlformats.org/drawingml/2006/picture">
-            <wp:extent cx="3017520" cy="6705600"/>
+            <wp:extent cx="5486400" cy="2468880"/>
             <wp:docPr id="9" name="Picture 9"/>
             <wp:cNvGraphicFramePr>
               <a:graphicFrameLocks noChangeAspect="1"/>
@@ -2259,7 +2259,7 @@
                   <pic:spPr>
                     <a:xfrm>
                       <a:off x="0" y="0"/>
-                      <a:ext cx="3017520" cy="6705600"/>
+                      <a:ext cx="5486400" cy="2468880"/>
                     </a:xfrm>
                     <a:prstGeom prst="rect"/>
                   </pic:spPr>
@@ -2399,13 +2399,13 @@
     <w:p>
       <w:pPr>
         <w:keepNext/>
-        <w:spacing w:before="120" w:after="40"/>
+        <w:spacing w:before="160" w:after="60"/>
         <w:jc w:val="center"/>
       </w:pPr>
       <w:r>
         <w:drawing>
           <wp:inline xmlns:a="http://schemas.openxmlformats.org/drawingml/2006/main" xmlns:pic="http://schemas.openxmlformats.org/drawingml/2006/picture">
-            <wp:extent cx="3017520" cy="6705600"/>
+            <wp:extent cx="5486400" cy="2468880"/>
             <wp:docPr id="10" name="Picture 10"/>
             <wp:cNvGraphicFramePr>
               <a:graphicFrameLocks noChangeAspect="1"/>
@@ -2426,7 +2426,7 @@
                   <pic:spPr>
                     <a:xfrm>
                       <a:off x="0" y="0"/>
-                      <a:ext cx="3017520" cy="6705600"/>
+                      <a:ext cx="5486400" cy="2468880"/>
                     </a:xfrm>
                     <a:prstGeom prst="rect"/>
                   </pic:spPr>
@@ -2582,13 +2582,13 @@
     <w:p>
       <w:pPr>
         <w:keepNext/>
-        <w:spacing w:before="120" w:after="40"/>
+        <w:spacing w:before="160" w:after="60"/>
         <w:jc w:val="center"/>
       </w:pPr>
       <w:r>
         <w:drawing>
           <wp:inline xmlns:a="http://schemas.openxmlformats.org/drawingml/2006/main" xmlns:pic="http://schemas.openxmlformats.org/drawingml/2006/picture">
-            <wp:extent cx="3017520" cy="6705600"/>
+            <wp:extent cx="5486400" cy="2468880"/>
             <wp:docPr id="11" name="Picture 11"/>
             <wp:cNvGraphicFramePr>
               <a:graphicFrameLocks noChangeAspect="1"/>
@@ -2609,7 +2609,7 @@
                   <pic:spPr>
                     <a:xfrm>
                       <a:off x="0" y="0"/>
-                      <a:ext cx="3017520" cy="6705600"/>
+                      <a:ext cx="5486400" cy="2468880"/>
                     </a:xfrm>
                     <a:prstGeom prst="rect"/>
                   </pic:spPr>
@@ -2701,13 +2701,13 @@
     <w:p>
       <w:pPr>
         <w:keepNext/>
-        <w:spacing w:before="120" w:after="40"/>
+        <w:spacing w:before="160" w:after="60"/>
         <w:jc w:val="center"/>
       </w:pPr>
       <w:r>
         <w:drawing>
           <wp:inline xmlns:a="http://schemas.openxmlformats.org/drawingml/2006/main" xmlns:pic="http://schemas.openxmlformats.org/drawingml/2006/picture">
-            <wp:extent cx="3017520" cy="6705600"/>
+            <wp:extent cx="5486400" cy="2468880"/>
             <wp:docPr id="12" name="Picture 12"/>
             <wp:cNvGraphicFramePr>
               <a:graphicFrameLocks noChangeAspect="1"/>
@@ -2728,7 +2728,7 @@
                   <pic:spPr>
                     <a:xfrm>
                       <a:off x="0" y="0"/>
-                      <a:ext cx="3017520" cy="6705600"/>
+                      <a:ext cx="5486400" cy="2468880"/>
                     </a:xfrm>
                     <a:prstGeom prst="rect"/>
                   </pic:spPr>
@@ -2900,13 +2900,13 @@
     <w:p>
       <w:pPr>
         <w:keepNext/>
-        <w:spacing w:before="120" w:after="40"/>
+        <w:spacing w:before="160" w:after="60"/>
         <w:jc w:val="center"/>
       </w:pPr>
       <w:r>
         <w:drawing>
           <wp:inline xmlns:a="http://schemas.openxmlformats.org/drawingml/2006/main" xmlns:pic="http://schemas.openxmlformats.org/drawingml/2006/picture">
-            <wp:extent cx="3017520" cy="6705600"/>
+            <wp:extent cx="5486400" cy="2468880"/>
             <wp:docPr id="13" name="Picture 13"/>
             <wp:cNvGraphicFramePr>
               <a:graphicFrameLocks noChangeAspect="1"/>
@@ -2927,7 +2927,7 @@
                   <pic:spPr>
                     <a:xfrm>
                       <a:off x="0" y="0"/>
-                      <a:ext cx="3017520" cy="6705600"/>
+                      <a:ext cx="5486400" cy="2468880"/>
                     </a:xfrm>
                     <a:prstGeom prst="rect"/>
                   </pic:spPr>
@@ -3067,13 +3067,13 @@
     <w:p>
       <w:pPr>
         <w:keepNext/>
-        <w:spacing w:before="120" w:after="40"/>
+        <w:spacing w:before="160" w:after="60"/>
         <w:jc w:val="center"/>
       </w:pPr>
       <w:r>
         <w:drawing>
           <wp:inline xmlns:a="http://schemas.openxmlformats.org/drawingml/2006/main" xmlns:pic="http://schemas.openxmlformats.org/drawingml/2006/picture">
-            <wp:extent cx="3017520" cy="6705600"/>
+            <wp:extent cx="5486400" cy="2468880"/>
             <wp:docPr id="14" name="Picture 14"/>
             <wp:cNvGraphicFramePr>
               <a:graphicFrameLocks noChangeAspect="1"/>
@@ -3082,11 +3082,11 @@
               <a:graphicData uri="http://schemas.openxmlformats.org/drawingml/2006/picture">
                 <pic:pic>
                   <pic:nvPicPr>
-                    <pic:cNvPr id="0" name="12_ranking_rendimiento_podio.png"/>
+                    <pic:cNvPr id="0" name="11_panel_administracion.png"/>
                     <pic:cNvPicPr/>
                   </pic:nvPicPr>
                   <pic:blipFill>
-                    <a:blip r:embed="rId22"/>
+                    <a:blip r:embed="rId21"/>
                     <a:stretch>
                       <a:fillRect/>
                     </a:stretch>
@@ -3094,7 +3094,7 @@
                   <pic:spPr>
                     <a:xfrm>
                       <a:off x="0" y="0"/>
-                      <a:ext cx="3017520" cy="6705600"/>
+                      <a:ext cx="5486400" cy="2468880"/>
                     </a:xfrm>
                     <a:prstGeom prst="rect"/>
                   </pic:spPr>
@@ -3245,13 +3245,13 @@
     <w:p>
       <w:pPr>
         <w:keepNext/>
-        <w:spacing w:before="120" w:after="40"/>
+        <w:spacing w:before="160" w:after="60"/>
         <w:jc w:val="center"/>
       </w:pPr>
       <w:r>
         <w:drawing>
           <wp:inline xmlns:a="http://schemas.openxmlformats.org/drawingml/2006/main" xmlns:pic="http://schemas.openxmlformats.org/drawingml/2006/picture">
-            <wp:extent cx="3017520" cy="6705600"/>
+            <wp:extent cx="5486400" cy="2468880"/>
             <wp:docPr id="15" name="Picture 15"/>
             <wp:cNvGraphicFramePr>
               <a:graphicFrameLocks noChangeAspect="1"/>
@@ -3264,7 +3264,7 @@
                     <pic:cNvPicPr/>
                   </pic:nvPicPr>
                   <pic:blipFill>
-                    <a:blip r:embed="rId23"/>
+                    <a:blip r:embed="rId22"/>
                     <a:stretch>
                       <a:fillRect/>
                     </a:stretch>
@@ -3272,7 +3272,7 @@
                   <pic:spPr>
                     <a:xfrm>
                       <a:off x="0" y="0"/>
-                      <a:ext cx="3017520" cy="6705600"/>
+                      <a:ext cx="5486400" cy="2468880"/>
                     </a:xfrm>
                     <a:prstGeom prst="rect"/>
                   </pic:spPr>
@@ -3444,13 +3444,13 @@
     <w:p>
       <w:pPr>
         <w:keepNext/>
-        <w:spacing w:before="120" w:after="40"/>
+        <w:spacing w:before="160" w:after="60"/>
         <w:jc w:val="center"/>
       </w:pPr>
       <w:r>
         <w:drawing>
           <wp:inline xmlns:a="http://schemas.openxmlformats.org/drawingml/2006/main" xmlns:pic="http://schemas.openxmlformats.org/drawingml/2006/picture">
-            <wp:extent cx="3017520" cy="6705600"/>
+            <wp:extent cx="5486400" cy="2468880"/>
             <wp:docPr id="16" name="Picture 16"/>
             <wp:cNvGraphicFramePr>
               <a:graphicFrameLocks noChangeAspect="1"/>
@@ -3463,7 +3463,7 @@
                     <pic:cNvPicPr/>
                   </pic:nvPicPr>
                   <pic:blipFill>
-                    <a:blip r:embed="rId24"/>
+                    <a:blip r:embed="rId23"/>
                     <a:stretch>
                       <a:fillRect/>
                     </a:stretch>
@@ -3471,7 +3471,7 @@
                   <pic:spPr>
                     <a:xfrm>
                       <a:off x="0" y="0"/>
-                      <a:ext cx="3017520" cy="6705600"/>
+                      <a:ext cx="5486400" cy="2468880"/>
                     </a:xfrm>
                     <a:prstGeom prst="rect"/>
                   </pic:spPr>

--- a/DOCUMENTACION_USUARIO.docx
+++ b/DOCUMENTACION_USUARIO.docx
@@ -3029,7 +3029,7 @@
           <w:color w:val="455A64"/>
           <w:sz w:val="20"/>
         </w:rPr>
-        <w:t>Toca 'Panel de Administrador', escribe el PIN (1234) y toca 'Ingresar'.</w:t>
+        <w:t>Toca 'Panel de Administrador', escribe la contraseña (SiembrasFrn123) y toca 'Ingresar'.</w:t>
       </w:r>
     </w:p>
     <w:p>
